--- a/pr-preview/pr-341/categorical-tests-handout.docx
+++ b/pr-preview/pr-341/categorical-tests-handout.docx
@@ -15,7 +15,7 @@
         <w:pStyle w:val="Date"/>
       </w:pPr>
       <w:r>
-        <w:t xml:space="preserve">Last modified: 2026-10-18 13:29:01 (PDT)</w:t>
+        <w:t xml:space="preserve">Last modified: 2026-10-18 14:27:47 (PDT)</w:t>
       </w:r>
     </w:p>
     <w:p>

--- a/pr-preview/pr-341/categorical-tests-handout.docx
+++ b/pr-preview/pr-341/categorical-tests-handout.docx
@@ -15,7 +15,7 @@
         <w:pStyle w:val="Date"/>
       </w:pPr>
       <w:r>
-        <w:t xml:space="preserve">Last modified: 2026-10-18 14:27:47 (PDT)</w:t>
+        <w:t xml:space="preserve">Last modified: 2026-10-18 17:07:37 (PDT)</w:t>
       </w:r>
     </w:p>
     <w:p>

--- a/pr-preview/pr-341/categorical-tests-handout.docx
+++ b/pr-preview/pr-341/categorical-tests-handout.docx
@@ -15,7 +15,7 @@
         <w:pStyle w:val="Date"/>
       </w:pPr>
       <w:r>
-        <w:t xml:space="preserve">Last modified: 2026-10-18 17:07:37 (PDT)</w:t>
+        <w:t xml:space="preserve">Last modified: 2026-10-18 22:00:53 (PDT)</w:t>
       </w:r>
     </w:p>
     <w:p>

--- a/pr-preview/pr-341/categorical-tests-handout.docx
+++ b/pr-preview/pr-341/categorical-tests-handout.docx
@@ -15,7 +15,7 @@
         <w:pStyle w:val="Date"/>
       </w:pPr>
       <w:r>
-        <w:t xml:space="preserve">Last modified: 2026-10-18 22:00:53 (PDT)</w:t>
+        <w:t xml:space="preserve">Last modified: 2026-10-18 23:39:02 (PDT)</w:t>
       </w:r>
     </w:p>
     <w:p>

--- a/pr-preview/pr-341/categorical-tests-handout.docx
+++ b/pr-preview/pr-341/categorical-tests-handout.docx
@@ -15,7 +15,7 @@
         <w:pStyle w:val="Date"/>
       </w:pPr>
       <w:r>
-        <w:t xml:space="preserve">Last modified: 2026-10-18 23:39:02 (PDT)</w:t>
+        <w:t xml:space="preserve">Last modified: 2026-10-19 00:34:20 (PDT)</w:t>
       </w:r>
     </w:p>
     <w:p>

--- a/pr-preview/pr-341/categorical-tests-handout.docx
+++ b/pr-preview/pr-341/categorical-tests-handout.docx
@@ -15,7 +15,7 @@
         <w:pStyle w:val="Date"/>
       </w:pPr>
       <w:r>
-        <w:t xml:space="preserve">Last modified: 2026-10-19 00:34:20 (PDT)</w:t>
+        <w:t xml:space="preserve">Last modified: 2026-10-19 00:53:49 (PDT)</w:t>
       </w:r>
     </w:p>
     <w:p>
@@ -386,7 +386,7 @@
       </w:r>
     </w:p>
     <w:bookmarkEnd w:id="11"/>
-    <w:bookmarkStart w:id="31" w:name="sec-two-group-categorical"/>
+    <w:bookmarkStart w:id="32" w:name="sec-two-group-categorical"/>
     <w:p>
       <w:pPr>
         <w:pStyle w:val="Heading2"/>
@@ -1331,7 +1331,7 @@
       </w:r>
     </w:p>
     <w:bookmarkEnd w:id="15"/>
-    <w:bookmarkStart w:id="24" w:name="sec-chi-square"/>
+    <w:bookmarkStart w:id="25" w:name="sec-chi-square"/>
     <w:p>
       <w:pPr>
         <w:pStyle w:val="Heading3"/>
@@ -1498,13 +1498,10 @@
         </m:r>
       </m:oMath>
       <w:r>
-        <w:t xml:space="preserve"> </w:t>
-      </w:r>
-      <w:r>
-        <w:t xml:space="preserve">[3]</w:t>
-      </w:r>
-      <w:r>
         <w:t xml:space="preserve">.</w:t>
+      </w:r>
+      <w:r>
+        <w:t xml:space="preserve"> </w:t>
       </w:r>
       <w:r>
         <w:t xml:space="preserve"> </w:t>
@@ -1896,7 +1893,7 @@
       </m:oMathPara>
     </w:p>
     <w:bookmarkEnd w:id="17"/>
-    <w:bookmarkStart w:id="19" w:name="def-chi-square-test"/>
+    <w:bookmarkStart w:id="20" w:name="def-chi-square-test"/>
     <w:p>
       <w:pPr>
         <w:pStyle w:val="FirstParagraph"/>
@@ -2026,14 +2023,19 @@
         <w:t xml:space="preserve"> </w:t>
       </w:r>
       <w:r>
-        <w:t xml:space="preserve">uses the statistic</w:t>
-      </w:r>
-      <w:r>
-        <w:t xml:space="preserve"> </w:t>
-      </w:r>
-      <w:r>
-        <w:t xml:space="preserve">[4]</w:t>
-      </w:r>
+        <w:t xml:space="preserve">uses the</w:t>
+      </w:r>
+      <w:r>
+        <w:t xml:space="preserve"> </w:t>
+      </w:r>
+      <w:hyperlink r:id="rId18">
+        <w:r>
+          <w:rPr>
+            <w:rStyle w:val="Hyperlink"/>
+          </w:rPr>
+          <w:t xml:space="preserve">statistic</w:t>
+        </w:r>
+      </w:hyperlink>
     </w:p>
     <w:p>
       <w:pPr>
@@ -2376,7 +2378,7 @@
       <w:r>
         <w:t xml:space="preserve">(</w:t>
       </w:r>
-      <w:hyperlink r:id="rId18">
+      <w:hyperlink r:id="rId19">
         <w:r>
           <w:rPr>
             <w:rStyle w:val="Hyperlink"/>
@@ -2405,8 +2407,8 @@
         <w:t xml:space="preserve">.</w:t>
       </w:r>
     </w:p>
-    <w:bookmarkEnd w:id="19"/>
-    <w:bookmarkStart w:id="20" w:name="thm-chi-square-null"/>
+    <w:bookmarkEnd w:id="20"/>
+    <w:bookmarkStart w:id="21" w:name="thm-chi-square-null"/>
     <w:p>
       <w:pPr>
         <w:pStyle w:val="BodyText"/>
@@ -2608,8 +2610,8 @@
         <w:t xml:space="preserve">.</w:t>
       </w:r>
     </w:p>
-    <w:bookmarkEnd w:id="20"/>
-    <w:bookmarkStart w:id="21" w:name="rem-expected-count-rule"/>
+    <w:bookmarkEnd w:id="21"/>
+    <w:bookmarkStart w:id="22" w:name="rem-expected-count-rule"/>
     <w:p>
       <w:pPr>
         <w:pStyle w:val="BodyText"/>
@@ -2660,8 +2662,8 @@
         <w:t xml:space="preserve">to be at least 5.</w:t>
       </w:r>
     </w:p>
-    <w:bookmarkEnd w:id="21"/>
-    <w:bookmarkStart w:id="22" w:name="exm-hers-chisq"/>
+    <w:bookmarkEnd w:id="22"/>
+    <w:bookmarkStart w:id="23" w:name="exm-hers-chisq"/>
     <w:p>
       <w:pPr>
         <w:pStyle w:val="BodyText"/>
@@ -3325,8 +3327,8 @@
         <w:t xml:space="preserve">as randomization would lead us to expect.</w:t>
       </w:r>
     </w:p>
-    <w:bookmarkEnd w:id="22"/>
-    <w:bookmarkStart w:id="23" w:name="rem-yates-correction"/>
+    <w:bookmarkEnd w:id="23"/>
+    <w:bookmarkStart w:id="24" w:name="rem-yates-correction"/>
     <w:p>
       <w:pPr>
         <w:pStyle w:val="BodyText"/>
@@ -3493,7 +3495,7 @@
         <w:t xml:space="preserve">turns the correction off.</w:t>
       </w:r>
     </w:p>
-    <w:bookmarkEnd w:id="23"/>
+    <w:bookmarkEnd w:id="24"/>
     <w:p>
       <w:pPr>
         <w:pStyle w:val="Compact"/>
@@ -3584,8 +3586,8 @@
         <w:t xml:space="preserve">covers likelihood ratio tests for the multinomial distribution.</w:t>
       </w:r>
     </w:p>
-    <w:bookmarkEnd w:id="24"/>
-    <w:bookmarkStart w:id="28" w:name="sec-fisher"/>
+    <w:bookmarkEnd w:id="25"/>
+    <w:bookmarkStart w:id="29" w:name="sec-fisher"/>
     <w:p>
       <w:pPr>
         <w:pStyle w:val="Heading3"/>
@@ -3594,7 +3596,7 @@
         <w:t xml:space="preserve">2.3 Fisher’s exact test</w:t>
       </w:r>
     </w:p>
-    <w:bookmarkStart w:id="25" w:name="def-fishers-exact"/>
+    <w:bookmarkStart w:id="26" w:name="def-fishers-exact"/>
     <w:p>
       <w:pPr>
         <w:pStyle w:val="FirstParagraph"/>
@@ -4073,8 +4075,8 @@
         <w:t xml:space="preserve">that are no more probable than the observed table.</w:t>
       </w:r>
     </w:p>
-    <w:bookmarkEnd w:id="25"/>
-    <w:bookmarkStart w:id="26" w:name="rem-fishers-exact-exactness"/>
+    <w:bookmarkEnd w:id="26"/>
+    <w:bookmarkStart w:id="27" w:name="rem-fishers-exact-exactness"/>
     <w:p>
       <w:pPr>
         <w:pStyle w:val="BodyText"/>
@@ -4184,8 +4186,8 @@
         <w:t xml:space="preserve">computes.</w:t>
       </w:r>
     </w:p>
-    <w:bookmarkEnd w:id="26"/>
-    <w:bookmarkStart w:id="27" w:name="exm-hers-fisher"/>
+    <w:bookmarkEnd w:id="27"/>
+    <w:bookmarkStart w:id="28" w:name="exm-hers-fisher"/>
     <w:p>
       <w:pPr>
         <w:pStyle w:val="BodyText"/>
@@ -4988,7 +4990,7 @@
         <w:t xml:space="preserve">.</w:t>
       </w:r>
     </w:p>
-    <w:bookmarkEnd w:id="27"/>
+    <w:bookmarkEnd w:id="28"/>
     <w:p>
       <w:pPr>
         <w:pStyle w:val="BodyText"/>
@@ -5003,8 +5005,8 @@
         <w:t xml:space="preserve">covers Fisher’s exact test.</w:t>
       </w:r>
     </w:p>
-    <w:bookmarkEnd w:id="28"/>
-    <w:bookmarkStart w:id="30" w:name="sec-2x2-measures"/>
+    <w:bookmarkEnd w:id="29"/>
+    <w:bookmarkStart w:id="31" w:name="sec-2x2-measures"/>
     <w:p>
       <w:pPr>
         <w:pStyle w:val="Heading3"/>
@@ -5070,7 +5072,7 @@
       <w:r>
         <w:t xml:space="preserve"> </w:t>
       </w:r>
-      <w:hyperlink r:id="rId29">
+      <w:hyperlink r:id="rId30">
         <w:r>
           <w:rPr>
             <w:rStyle w:val="Hyperlink"/>
@@ -5096,9 +5098,9 @@
         <w:t xml:space="preserve">covers odds ratios.</w:t>
       </w:r>
     </w:p>
-    <w:bookmarkEnd w:id="30"/>
     <w:bookmarkEnd w:id="31"/>
-    <w:bookmarkStart w:id="43" w:name="references"/>
+    <w:bookmarkEnd w:id="32"/>
+    <w:bookmarkStart w:id="44" w:name="references"/>
     <w:p>
       <w:pPr>
         <w:pStyle w:val="Heading2"/>
@@ -5107,8 +5109,8 @@
         <w:t xml:space="preserve">References</w:t>
       </w:r>
     </w:p>
-    <w:bookmarkStart w:id="42" w:name="refs"/>
-    <w:bookmarkStart w:id="33" w:name="ref-vittinghoff2e"/>
+    <w:bookmarkStart w:id="43" w:name="refs"/>
+    <w:bookmarkStart w:id="34" w:name="ref-vittinghoff2e"/>
     <w:p>
       <w:pPr>
         <w:pStyle w:val="Bibliography"/>
@@ -5141,7 +5143,7 @@
       <w:r>
         <w:t xml:space="preserve"> </w:t>
       </w:r>
-      <w:hyperlink r:id="rId32">
+      <w:hyperlink r:id="rId33">
         <w:r>
           <w:rPr>
             <w:rStyle w:val="Hyperlink"/>
@@ -5153,8 +5155,8 @@
         <w:t xml:space="preserve">.</w:t>
       </w:r>
     </w:p>
-    <w:bookmarkEnd w:id="33"/>
-    <w:bookmarkStart w:id="34" w:name="ref-hoggtanis2015"/>
+    <w:bookmarkEnd w:id="34"/>
+    <w:bookmarkStart w:id="35" w:name="ref-hoggtanis2015"/>
     <w:p>
       <w:pPr>
         <w:pStyle w:val="Bibliography"/>
@@ -5185,8 +5187,8 @@
         <w:t xml:space="preserve">, Tenth edition. Boston: Pearson, 2019.</w:t>
       </w:r>
     </w:p>
-    <w:bookmarkEnd w:id="34"/>
-    <w:bookmarkStart w:id="36" w:name="ref-wikipedia_contingency_table"/>
+    <w:bookmarkEnd w:id="35"/>
+    <w:bookmarkStart w:id="37" w:name="ref-wikipedia_contingency_table"/>
     <w:p>
       <w:pPr>
         <w:pStyle w:val="Bibliography"/>
@@ -5233,7 +5235,7 @@
       <w:r>
         <w:t xml:space="preserve"> </w:t>
       </w:r>
-      <w:hyperlink r:id="rId35">
+      <w:hyperlink r:id="rId36">
         <w:r>
           <w:rPr>
             <w:rStyle w:val="Hyperlink"/>
@@ -5242,8 +5244,8 @@
         </w:r>
       </w:hyperlink>
     </w:p>
-    <w:bookmarkEnd w:id="36"/>
-    <w:bookmarkStart w:id="38" w:name="ref-wikipedia_pearsons_chi_squared_test"/>
+    <w:bookmarkEnd w:id="37"/>
+    <w:bookmarkStart w:id="39" w:name="ref-wikipedia_pearsons_chi_squared_test"/>
     <w:p>
       <w:pPr>
         <w:pStyle w:val="Bibliography"/>
@@ -5290,7 +5292,7 @@
       <w:r>
         <w:t xml:space="preserve"> </w:t>
       </w:r>
-      <w:hyperlink r:id="rId37">
+      <w:hyperlink r:id="rId38">
         <w:r>
           <w:rPr>
             <w:rStyle w:val="Hyperlink"/>
@@ -5299,8 +5301,8 @@
         </w:r>
       </w:hyperlink>
     </w:p>
-    <w:bookmarkEnd w:id="38"/>
-    <w:bookmarkStart w:id="39" w:name="ref-rice2007mathematical"/>
+    <w:bookmarkEnd w:id="39"/>
+    <w:bookmarkStart w:id="40" w:name="ref-rice2007mathematical"/>
     <w:p>
       <w:pPr>
         <w:pStyle w:val="Bibliography"/>
@@ -5331,8 +5333,8 @@
         <w:t xml:space="preserve">, 3rd ed. Belmont, CA: Cengage Learning, 2007.</w:t>
       </w:r>
     </w:p>
-    <w:bookmarkEnd w:id="39"/>
-    <w:bookmarkStart w:id="41" w:name="ref-wikipedia_fishers_exact_test"/>
+    <w:bookmarkEnd w:id="40"/>
+    <w:bookmarkStart w:id="42" w:name="ref-wikipedia_fishers_exact_test"/>
     <w:p>
       <w:pPr>
         <w:pStyle w:val="Bibliography"/>
@@ -5379,7 +5381,7 @@
       <w:r>
         <w:t xml:space="preserve"> </w:t>
       </w:r>
-      <w:hyperlink r:id="rId40">
+      <w:hyperlink r:id="rId41">
         <w:r>
           <w:rPr>
             <w:rStyle w:val="Hyperlink"/>
@@ -5388,9 +5390,9 @@
         </w:r>
       </w:hyperlink>
     </w:p>
-    <w:bookmarkEnd w:id="41"/>
     <w:bookmarkEnd w:id="42"/>
     <w:bookmarkEnd w:id="43"/>
+    <w:bookmarkEnd w:id="44"/>
     <w:sectPr>
       <w:footnotePr>
         <w:numRestart w:val="eachSect"/>

--- a/pr-preview/pr-341/categorical-tests-handout.docx
+++ b/pr-preview/pr-341/categorical-tests-handout.docx
@@ -15,7 +15,7 @@
         <w:pStyle w:val="Date"/>
       </w:pPr>
       <w:r>
-        <w:t xml:space="preserve">Last modified: 2026-10-19 00:53:49 (PDT)</w:t>
+        <w:t xml:space="preserve">Last modified: 2026-10-19 01:55:24 (PDT)</w:t>
       </w:r>
     </w:p>
     <w:p>

--- a/pr-preview/pr-341/categorical-tests-handout.docx
+++ b/pr-preview/pr-341/categorical-tests-handout.docx
@@ -15,7 +15,7 @@
         <w:pStyle w:val="Date"/>
       </w:pPr>
       <w:r>
-        <w:t xml:space="preserve">Last modified: 2026-10-19 01:55:24 (PDT)</w:t>
+        <w:t xml:space="preserve">Last modified: 2026-10-19 03:40:46 (PDT)</w:t>
       </w:r>
     </w:p>
     <w:p>
